--- a/docs/pack-commercial/commerciaux/ENTRETIEN-COLLABORATION_commercial.docx
+++ b/docs/pack-commercial/commerciaux/ENTRETIEN-COLLABORATION_commercial.docx
@@ -874,7 +874,7 @@
         <w:rPr>
           <w:sz w:val="21"/>
         </w:rPr>
-        <w:t>avec engagement 12 mois (ou année payée en une fois) : dès l'encaissement de la PREMIÈRE mensualité. Sans engagement : à la TROISIÈME mensualité encaissée (différé de deux mois).</w:t>
+        <w:t>avec engagement 12 mois (ou année payée en une fois) : dès l'encaissement de la PREMIÈRE mensualité. Sans engagement : à la TROISIÈME mensualité encaissée (différé de deux mois). Dans tous les cas, jamais avant l'expiration du délai légal de rétractation de 14 jours quand il s'applique (vente hors établissement, garage de 5 salariés au plus) — une vente rétractée n'ouvre droit à aucune commission.</w:t>
       </w:r>
     </w:p>
     <w:p>
